--- a/StockApp_Funcionalidades_por_Rol.docx
+++ b/StockApp_Funcionalidades_por_Rol.docx
@@ -171,7 +171,7 @@
         <w:spacing w:after="60"/>
       </w:pPr>
       <w:r>
-        <w:t xml:space="preserve">Ver el catálogo de productos con stock disponible, buscar por nombre/código y filtrar por categoría.</w:t>
+        <w:t>Ver el catálogo de productos con stock disponible (precio con IVA incluido, mostrando la tasa) y su precio personalizado si tiene un descuento asignado; buscar por nombre/código/marca y filtrar por categoría.</w:t>
       </w:r>
     </w:p>
     <w:p>
@@ -223,7 +223,7 @@
         <w:spacing w:after="60"/>
       </w:pPr>
       <w:r>
-        <w:t xml:space="preserve">Pantalla de confirmación al finalizar un pedido, con opción de imprimir el comprobante.</w:t>
+        <w:t>Pantalla de confirmación al finalizar un pedido, con el detalle completo (productos, cantidades, precios y desglose de IVA) y opción de imprimir el comprobante.</w:t>
       </w:r>
     </w:p>
     <w:p>
@@ -237,6 +237,19 @@
       </w:pPr>
       <w:r>
         <w:t xml:space="preserve">Cambiar de distribuidora o cerrar el acceso actual ("Salir").</w:t>
+      </w:r>
+    </w:p>
+    <w:p>
+      <w:pPr>
+        <w:pStyle w:val="ListParagraph"/>
+        <w:numPr>
+          <w:ilvl w:val="0"/>
+          <w:numId w:val="2"/>
+        </w:numPr>
+        <w:spacing w:after="60"/>
+      </w:pPr>
+      <w:r>
+        <w:t>Botón de WhatsApp para hacer una consulta puntual a la distribuidora — no reemplaza el pedido, que sigue yendo por el catálogo.</w:t>
       </w:r>
     </w:p>
     <w:p>
@@ -258,7 +271,7 @@
         <w:spacing w:after="160"/>
       </w:pPr>
       <w:r>
-        <w:t xml:space="preserve">Es el negocio que vende (mayorista, distribuidora de productos, etc). Gestiona su catálogo, sus clientes y sus pedidos desde su propio backoffice (apps/admin), pensado para minimizar la cantidad de vendedores necesarios: la app hace ese trabajo.</w:t>
+        <w:t>Es el negocio que vende (mayorista, distribuidora de productos, etc). Gestiona su catálogo, sus clientes y sus pedidos desde su propio backoffice (rutas /admin dentro de la app unificada), pensado para minimizar la cantidad de vendedores necesarios: la app hace ese trabajo.</w:t>
       </w:r>
     </w:p>
     <w:p>
@@ -375,7 +388,7 @@
         <w:spacing w:after="60"/>
       </w:pPr>
       <w:r>
-        <w:t xml:space="preserve">Alta, edición y baja de productos: nombre, código, descripción, precio, categoría.</w:t>
+        <w:t>Alta, edición y baja de productos: nombre, código, marca, categoría, precio (con IVA incluido), tipo de IVA (Básica 22% o Mínima 10%), stock y descripción.</w:t>
       </w:r>
     </w:p>
     <w:p>
@@ -466,7 +479,20 @@
         <w:spacing w:after="60"/>
       </w:pPr>
       <w:r>
-        <w:t xml:space="preserve">Ver historial de pedidos de cada cliente y desactivar clientes.</w:t>
+        <w:t>Ver historial de pedidos de cada cliente y desactivar clientes (si un cliente desactivado hace un nuevo pedido, se reactiva automáticamente).</w:t>
+      </w:r>
+    </w:p>
+    <w:p>
+      <w:pPr>
+        <w:pStyle w:val="ListParagraph"/>
+        <w:numPr>
+          <w:ilvl w:val="0"/>
+          <w:numId w:val="2"/>
+        </w:numPr>
+        <w:spacing w:after="60"/>
+      </w:pPr>
+      <w:r>
+        <w:t>Precios especiales por cliente: asignar un descuento (%) a un cliente puntual sobre un producto específico, editable o removible en cualquier momento; se refleja en el catálogo y se aplica al pedido.</w:t>
       </w:r>
     </w:p>
     <w:p>
@@ -518,7 +544,7 @@
         <w:spacing w:after="60"/>
       </w:pPr>
       <w:r>
-        <w:t xml:space="preserve">Generar el comprobante en PDF y enviarlo por email al cliente.</w:t>
+        <w:t>Generar el comprobante en PDF (con desglose de IVA por producto y por tasa) e imprimirlo o enviarlo por email al cliente, si tiene correo cargado y ese envío está habilitado en Configuración. No es una factura fiscal electrónica (CFE) válida ante DGI — es un comprobante interno; el RUT/Cédula del cliente se muestra parcialmente oculto.</w:t>
       </w:r>
     </w:p>
     <w:p>
@@ -609,6 +635,19 @@
         <w:spacing w:after="60"/>
       </w:pPr>
       <w:r>
+        <w:t>Activar o desactivar que los clientes reciban un email de confirmación automático al hacer un pedido.</w:t>
+      </w:r>
+    </w:p>
+    <w:p>
+      <w:pPr>
+        <w:pStyle w:val="ListParagraph"/>
+        <w:numPr>
+          <w:ilvl w:val="0"/>
+          <w:numId w:val="2"/>
+        </w:numPr>
+        <w:spacing w:after="60"/>
+      </w:pPr>
+      <w:r>
         <w:t xml:space="preserve">Cambio de contraseña.</w:t>
       </w:r>
     </w:p>
@@ -623,6 +662,19 @@
       </w:pPr>
       <w:r>
         <w:t xml:space="preserve">Ver el estado de su suscripción (prueba gratuita, activa, vencida) y pagar/renovar directamente vía MercadoPago, o coordinar el pago manualmente con la plataforma.</w:t>
+      </w:r>
+    </w:p>
+    <w:p>
+      <w:pPr>
+        <w:pStyle w:val="ListParagraph"/>
+        <w:numPr>
+          <w:ilvl w:val="0"/>
+          <w:numId w:val="2"/>
+        </w:numPr>
+        <w:spacing w:after="60"/>
+      </w:pPr>
+      <w:r>
+        <w:t>Si la suscripción vence y no se regulariza, el acceso al backoffice se bloquea (incluso en medio de una sesión activa) y el catálogo deja de estar disponible para sus clientes, hasta regularizar el pago.</w:t>
       </w:r>
     </w:p>
     <w:p>
@@ -644,7 +696,7 @@
         <w:spacing w:after="160"/>
       </w:pPr>
       <w:r>
-        <w:t xml:space="preserve">Es el equipo que administra el negocio de StockApp en sí, no es ni distribuidora ni cliente. Gestiona el alta de distribuidoras y el cobro de sus suscripciones desde apps/superadmin.</w:t>
+        <w:t>Es el equipo que administra el negocio de StockApp en sí, no es ni distribuidora ni cliente. Gestiona el alta de distribuidoras y el cobro de sus suscripciones desde rutas /platform dentro de la app unificada.</w:t>
       </w:r>
     </w:p>
     <w:p>
@@ -670,7 +722,7 @@
         <w:spacing w:after="60"/>
       </w:pPr>
       <w:r>
-        <w:t xml:space="preserve">Alta manual de una "Nueva distribuidora" (nombre, email, teléfono, slug de la URL): genera el código de acceso único y se lo envía por email.</w:t>
+        <w:t>Alta manual de una "Nueva distribuidora" (nombre, email, teléfono, slug de la URL): genera el código de acceso único y se lo envía por email. El autoregistro público de distribuidoras está cerrado — solo se dan de alta desde acá.</w:t>
       </w:r>
     </w:p>
     <w:p>
@@ -749,6 +801,44 @@
       </w:pPr>
       <w:r>
         <w:t xml:space="preserve">Ver el detalle de cada distribuidora: historial de pagos y contadores de uso.</w:t>
+      </w:r>
+    </w:p>
+    <w:p>
+      <w:pPr>
+        <w:pStyle w:val="Heading2"/>
+        <w:spacing w:after="60"/>
+      </w:pPr>
+      <w:r>
+        <w:rPr>
+          <w:b/>
+        </w:rPr>
+        <w:t>Solicitudes de contacto</w:t>
+      </w:r>
+    </w:p>
+    <w:p>
+      <w:pPr>
+        <w:pStyle w:val="ListParagraph"/>
+        <w:numPr>
+          <w:ilvl w:val="0"/>
+          <w:numId w:val="2"/>
+        </w:numPr>
+        <w:spacing w:after="60"/>
+      </w:pPr>
+      <w:r>
+        <w:t>Formulario público "Contactate con nosotros" donde comercios interesados en sumarse como distribuidora dejan nombre, email y teléfono.</w:t>
+      </w:r>
+    </w:p>
+    <w:p>
+      <w:pPr>
+        <w:pStyle w:val="ListParagraph"/>
+        <w:numPr>
+          <w:ilvl w:val="0"/>
+          <w:numId w:val="2"/>
+        </w:numPr>
+        <w:spacing w:after="60"/>
+      </w:pPr>
+      <w:r>
+        <w:t>Sección "Solicitudes" en la plataforma: lista todas las solicitudes con filtro por estado (Nueva / Contactada / Descartada) y permite actualizar el estado de cada una a medida que se las contacta.</w:t>
       </w:r>
     </w:p>
     <w:p>
